--- a/docs/answers/as-quotientrule.docx
+++ b/docs/answers/as-quotientrule.docx
@@ -52,7 +52,7 @@
         </w:rPr>
         <w:t xml:space="preserve"> </w:t>
       </w:r>
-      <w:hyperlink r:id="rId20">
+      <w:hyperlink r:id="rId9">
         <w:r>
           <w:rPr>
             <w:rStyle w:val="Hyperlink"/>
@@ -184,28 +184,30 @@
                 </m:r>
               </m:sup>
             </m:sSup>
-            <m:d>
-              <m:dPr>
-                <m:begChr m:val="("/>
-                <m:sepChr m:val=""/>
-                <m:endChr m:val=")"/>
-                <m:grow/>
-              </m:dPr>
-              <m:e>
-                <m:r>
-                  <m:t>x</m:t>
-                </m:r>
-                <m:r>
-                  <m:rPr>
-                    <m:sty m:val="p"/>
-                  </m:rPr>
-                  <m:t>−</m:t>
-                </m:r>
-                <m:r>
-                  <m:t>1</m:t>
-                </m:r>
-              </m:e>
-            </m:d>
+            <m:r>
+              <m:rPr>
+                <m:sty m:val="p"/>
+              </m:rPr>
+              <m:t>(</m:t>
+            </m:r>
+            <m:r>
+              <m:t>x</m:t>
+            </m:r>
+            <m:r>
+              <m:rPr>
+                <m:sty m:val="p"/>
+              </m:rPr>
+              <m:t>−</m:t>
+            </m:r>
+            <m:r>
+              <m:t>1</m:t>
+            </m:r>
+            <m:r>
+              <m:rPr>
+                <m:sty m:val="p"/>
+              </m:rPr>
+              <m:t>)</m:t>
+            </m:r>
           </m:num>
           <m:den>
             <m:sSup>
@@ -332,31 +334,33 @@
             <m:type m:val="bar"/>
           </m:fPr>
           <m:num>
-            <m:d>
-              <m:dPr>
-                <m:begChr m:val="("/>
-                <m:sepChr m:val=""/>
-                <m:endChr m:val=")"/>
-                <m:grow/>
-              </m:dPr>
-              <m:e>
-                <m:r>
-                  <m:t>7</m:t>
-                </m:r>
-                <m:r>
-                  <m:t>x</m:t>
-                </m:r>
-                <m:r>
-                  <m:rPr>
-                    <m:sty m:val="p"/>
-                  </m:rPr>
-                  <m:t>−</m:t>
-                </m:r>
-                <m:r>
-                  <m:t>5</m:t>
-                </m:r>
-              </m:e>
-            </m:d>
+            <m:r>
+              <m:rPr>
+                <m:sty m:val="p"/>
+              </m:rPr>
+              <m:t>(</m:t>
+            </m:r>
+            <m:r>
+              <m:t>7</m:t>
+            </m:r>
+            <m:r>
+              <m:t>x</m:t>
+            </m:r>
+            <m:r>
+              <m:rPr>
+                <m:sty m:val="p"/>
+              </m:rPr>
+              <m:t>−</m:t>
+            </m:r>
+            <m:r>
+              <m:t>5</m:t>
+            </m:r>
+            <m:r>
+              <m:rPr>
+                <m:sty m:val="p"/>
+              </m:rPr>
+              <m:t>)</m:t>
+            </m:r>
             <m:sSup>
               <m:e>
                 <m:r>
@@ -460,19 +464,21 @@
                   </m:rPr>
                   <m:t>ln</m:t>
                 </m:r>
-                <m:d>
-                  <m:dPr>
-                    <m:begChr m:val="("/>
-                    <m:sepChr m:val=""/>
-                    <m:endChr m:val=")"/>
-                    <m:grow/>
-                  </m:dPr>
-                  <m:e>
-                    <m:r>
-                      <m:t>x</m:t>
-                    </m:r>
-                  </m:e>
-                </m:d>
+                <m:r>
+                  <m:rPr>
+                    <m:sty m:val="p"/>
+                  </m:rPr>
+                  <m:t>(</m:t>
+                </m:r>
+                <m:r>
+                  <m:t>x</m:t>
+                </m:r>
+                <m:r>
+                  <m:rPr>
+                    <m:sty m:val="p"/>
+                  </m:rPr>
+                  <m:t>)</m:t>
+                </m:r>
               </m:num>
               <m:den>
                 <m:sSup>
@@ -520,19 +526,21 @@
               </m:rPr>
               <m:t>ln</m:t>
             </m:r>
-            <m:d>
-              <m:dPr>
-                <m:begChr m:val="("/>
-                <m:sepChr m:val=""/>
-                <m:endChr m:val=")"/>
-                <m:grow/>
-              </m:dPr>
-              <m:e>
-                <m:r>
-                  <m:t>x</m:t>
-                </m:r>
-              </m:e>
-            </m:d>
+            <m:r>
+              <m:rPr>
+                <m:sty m:val="p"/>
+              </m:rPr>
+              <m:t>(</m:t>
+            </m:r>
+            <m:r>
+              <m:t>x</m:t>
+            </m:r>
+            <m:r>
+              <m:rPr>
+                <m:sty m:val="p"/>
+              </m:rPr>
+              <m:t>)</m:t>
+            </m:r>
           </m:num>
           <m:den>
             <m:sSup>
@@ -683,49 +691,51 @@
             <m:type m:val="bar"/>
           </m:fPr>
           <m:num>
-            <m:d>
-              <m:dPr>
-                <m:begChr m:val="("/>
-                <m:sepChr m:val=""/>
-                <m:endChr m:val=")"/>
-                <m:grow/>
-              </m:dPr>
+            <m:r>
+              <m:rPr>
+                <m:sty m:val="p"/>
+              </m:rPr>
+              <m:t>(</m:t>
+            </m:r>
+            <m:sSup>
               <m:e>
-                <m:sSup>
-                  <m:e>
-                    <m:r>
-                      <m:t>x</m:t>
-                    </m:r>
-                  </m:e>
-                  <m:sup>
-                    <m:r>
-                      <m:t>2</m:t>
-                    </m:r>
-                  </m:sup>
-                </m:sSup>
-                <m:r>
-                  <m:rPr>
-                    <m:sty m:val="p"/>
-                  </m:rPr>
-                  <m:t>+</m:t>
-                </m:r>
-                <m:r>
-                  <m:t>13</m:t>
-                </m:r>
-                <m:r>
-                  <m:t>x</m:t>
-                </m:r>
-                <m:r>
-                  <m:rPr>
-                    <m:sty m:val="p"/>
-                  </m:rPr>
-                  <m:t>+</m:t>
-                </m:r>
-                <m:r>
-                  <m:t>9</m:t>
+                <m:r>
+                  <m:t>x</m:t>
                 </m:r>
               </m:e>
-            </m:d>
+              <m:sup>
+                <m:r>
+                  <m:t>2</m:t>
+                </m:r>
+              </m:sup>
+            </m:sSup>
+            <m:r>
+              <m:rPr>
+                <m:sty m:val="p"/>
+              </m:rPr>
+              <m:t>+</m:t>
+            </m:r>
+            <m:r>
+              <m:t>13</m:t>
+            </m:r>
+            <m:r>
+              <m:t>x</m:t>
+            </m:r>
+            <m:r>
+              <m:rPr>
+                <m:sty m:val="p"/>
+              </m:rPr>
+              <m:t>+</m:t>
+            </m:r>
+            <m:r>
+              <m:t>9</m:t>
+            </m:r>
+            <m:r>
+              <m:rPr>
+                <m:sty m:val="p"/>
+              </m:rPr>
+              <m:t>)</m:t>
+            </m:r>
             <m:sSup>
               <m:e>
                 <m:r>
@@ -746,51 +756,53 @@
             </m:sSup>
           </m:num>
           <m:den>
+            <m:r>
+              <m:rPr>
+                <m:sty m:val="p"/>
+              </m:rPr>
+              <m:t>(</m:t>
+            </m:r>
             <m:sSup>
               <m:e>
-                <m:d>
-                  <m:dPr>
-                    <m:begChr m:val="("/>
-                    <m:sepChr m:val=""/>
-                    <m:endChr m:val=")"/>
-                    <m:grow/>
-                  </m:dPr>
-                  <m:e>
-                    <m:sSup>
-                      <m:e>
-                        <m:r>
-                          <m:t>x</m:t>
-                        </m:r>
-                      </m:e>
-                      <m:sup>
-                        <m:r>
-                          <m:t>2</m:t>
-                        </m:r>
-                      </m:sup>
-                    </m:sSup>
-                    <m:r>
-                      <m:rPr>
-                        <m:sty m:val="p"/>
-                      </m:rPr>
-                      <m:t>+</m:t>
-                    </m:r>
-                    <m:r>
-                      <m:t>11</m:t>
-                    </m:r>
-                    <m:r>
-                      <m:t>x</m:t>
-                    </m:r>
-                    <m:r>
-                      <m:rPr>
-                        <m:sty m:val="p"/>
-                      </m:rPr>
-                      <m:t>−</m:t>
-                    </m:r>
-                    <m:r>
-                      <m:t>2</m:t>
-                    </m:r>
-                  </m:e>
-                </m:d>
+                <m:r>
+                  <m:t>x</m:t>
+                </m:r>
+              </m:e>
+              <m:sup>
+                <m:r>
+                  <m:t>2</m:t>
+                </m:r>
+              </m:sup>
+            </m:sSup>
+            <m:r>
+              <m:rPr>
+                <m:sty m:val="p"/>
+              </m:rPr>
+              <m:t>+</m:t>
+            </m:r>
+            <m:r>
+              <m:t>11</m:t>
+            </m:r>
+            <m:r>
+              <m:t>x</m:t>
+            </m:r>
+            <m:r>
+              <m:rPr>
+                <m:sty m:val="p"/>
+              </m:rPr>
+              <m:t>−</m:t>
+            </m:r>
+            <m:r>
+              <m:t>2</m:t>
+            </m:r>
+            <m:sSup>
+              <m:e>
+                <m:r>
+                  <m:rPr>
+                    <m:sty m:val="p"/>
+                  </m:rPr>
+                  <m:t>)</m:t>
+                </m:r>
               </m:e>
               <m:sup>
                 <m:r>
@@ -931,171 +943,181 @@
             <m:type m:val="bar"/>
           </m:fPr>
           <m:num>
-            <m:d>
-              <m:dPr>
-                <m:begChr m:val="("/>
-                <m:sepChr m:val=""/>
-                <m:endChr m:val=")"/>
-                <m:grow/>
-              </m:dPr>
+            <m:r>
+              <m:rPr>
+                <m:sty m:val="p"/>
+              </m:rPr>
+              <m:t>(</m:t>
+            </m:r>
+            <m:r>
+              <m:t>3</m:t>
+            </m:r>
+            <m:sSup>
               <m:e>
                 <m:r>
+                  <m:t>x</m:t>
+                </m:r>
+              </m:e>
+              <m:sup>
+                <m:r>
+                  <m:t>2</m:t>
+                </m:r>
+              </m:sup>
+            </m:sSup>
+            <m:r>
+              <m:rPr>
+                <m:sty m:val="p"/>
+              </m:rPr>
+              <m:t>+</m:t>
+            </m:r>
+            <m:r>
+              <m:t>5</m:t>
+            </m:r>
+            <m:r>
+              <m:rPr>
+                <m:sty m:val="p"/>
+              </m:rPr>
+              <m:t>)</m:t>
+            </m:r>
+            <m:r>
+              <m:rPr>
+                <m:sty m:val="p"/>
+              </m:rPr>
+              <m:t>(</m:t>
+            </m:r>
+            <m:sSup>
+              <m:e>
+                <m:r>
+                  <m:t>x</m:t>
+                </m:r>
+              </m:e>
+              <m:sup>
+                <m:r>
+                  <m:t>2</m:t>
+                </m:r>
+              </m:sup>
+            </m:sSup>
+            <m:r>
+              <m:rPr>
+                <m:sty m:val="p"/>
+              </m:rPr>
+              <m:t>+</m:t>
+            </m:r>
+            <m:r>
+              <m:t>3</m:t>
+            </m:r>
+            <m:r>
+              <m:rPr>
+                <m:sty m:val="p"/>
+              </m:rPr>
+              <m:t>)</m:t>
+            </m:r>
+            <m:r>
+              <m:rPr>
+                <m:sty m:val="p"/>
+              </m:rPr>
+              <m:t>−</m:t>
+            </m:r>
+            <m:r>
+              <m:rPr>
+                <m:sty m:val="p"/>
+              </m:rPr>
+              <m:t>(</m:t>
+            </m:r>
+            <m:sSup>
+              <m:e>
+                <m:r>
+                  <m:t>x</m:t>
+                </m:r>
+              </m:e>
+              <m:sup>
+                <m:r>
                   <m:t>3</m:t>
                 </m:r>
-                <m:sSup>
-                  <m:e>
-                    <m:r>
-                      <m:t>x</m:t>
-                    </m:r>
-                  </m:e>
-                  <m:sup>
-                    <m:r>
-                      <m:t>2</m:t>
-                    </m:r>
-                  </m:sup>
-                </m:sSup>
-                <m:r>
-                  <m:rPr>
-                    <m:sty m:val="p"/>
-                  </m:rPr>
-                  <m:t>+</m:t>
-                </m:r>
-                <m:r>
-                  <m:t>5</m:t>
-                </m:r>
-              </m:e>
-            </m:d>
-            <m:d>
-              <m:dPr>
-                <m:begChr m:val="("/>
-                <m:sepChr m:val=""/>
-                <m:endChr m:val=")"/>
-                <m:grow/>
-              </m:dPr>
-              <m:e>
-                <m:sSup>
-                  <m:e>
-                    <m:r>
-                      <m:t>x</m:t>
-                    </m:r>
-                  </m:e>
-                  <m:sup>
-                    <m:r>
-                      <m:t>2</m:t>
-                    </m:r>
-                  </m:sup>
-                </m:sSup>
-                <m:r>
-                  <m:rPr>
-                    <m:sty m:val="p"/>
-                  </m:rPr>
-                  <m:t>+</m:t>
-                </m:r>
-                <m:r>
-                  <m:t>3</m:t>
-                </m:r>
-              </m:e>
-            </m:d>
+              </m:sup>
+            </m:sSup>
+            <m:r>
+              <m:rPr>
+                <m:sty m:val="p"/>
+              </m:rPr>
+              <m:t>+</m:t>
+            </m:r>
+            <m:r>
+              <m:t>5</m:t>
+            </m:r>
+            <m:r>
+              <m:t>x</m:t>
+            </m:r>
             <m:r>
               <m:rPr>
                 <m:sty m:val="p"/>
               </m:rPr>
               <m:t>−</m:t>
             </m:r>
-            <m:d>
-              <m:dPr>
-                <m:begChr m:val="("/>
-                <m:sepChr m:val=""/>
-                <m:endChr m:val=")"/>
-                <m:grow/>
-              </m:dPr>
-              <m:e>
-                <m:sSup>
-                  <m:e>
-                    <m:r>
-                      <m:t>x</m:t>
-                    </m:r>
-                  </m:e>
-                  <m:sup>
-                    <m:r>
-                      <m:t>3</m:t>
-                    </m:r>
-                  </m:sup>
-                </m:sSup>
-                <m:r>
-                  <m:rPr>
-                    <m:sty m:val="p"/>
-                  </m:rPr>
-                  <m:t>+</m:t>
-                </m:r>
-                <m:r>
-                  <m:t>5</m:t>
-                </m:r>
-                <m:r>
-                  <m:t>x</m:t>
-                </m:r>
-                <m:r>
-                  <m:rPr>
-                    <m:sty m:val="p"/>
-                  </m:rPr>
-                  <m:t>−</m:t>
-                </m:r>
-                <m:r>
-                  <m:t>5</m:t>
-                </m:r>
-              </m:e>
-            </m:d>
-            <m:d>
-              <m:dPr>
-                <m:begChr m:val="("/>
-                <m:sepChr m:val=""/>
-                <m:endChr m:val=")"/>
-                <m:grow/>
-              </m:dPr>
-              <m:e>
-                <m:r>
-                  <m:t>2</m:t>
-                </m:r>
-                <m:r>
-                  <m:t>x</m:t>
-                </m:r>
-              </m:e>
-            </m:d>
+            <m:r>
+              <m:t>5</m:t>
+            </m:r>
+            <m:r>
+              <m:rPr>
+                <m:sty m:val="p"/>
+              </m:rPr>
+              <m:t>)</m:t>
+            </m:r>
+            <m:r>
+              <m:rPr>
+                <m:sty m:val="p"/>
+              </m:rPr>
+              <m:t>(</m:t>
+            </m:r>
+            <m:r>
+              <m:t>2</m:t>
+            </m:r>
+            <m:r>
+              <m:t>x</m:t>
+            </m:r>
+            <m:r>
+              <m:rPr>
+                <m:sty m:val="p"/>
+              </m:rPr>
+              <m:t>)</m:t>
+            </m:r>
           </m:num>
           <m:den>
+            <m:r>
+              <m:rPr>
+                <m:sty m:val="p"/>
+              </m:rPr>
+              <m:t>(</m:t>
+            </m:r>
             <m:sSup>
               <m:e>
-                <m:d>
-                  <m:dPr>
-                    <m:begChr m:val="("/>
-                    <m:sepChr m:val=""/>
-                    <m:endChr m:val=")"/>
-                    <m:grow/>
-                  </m:dPr>
-                  <m:e>
-                    <m:sSup>
-                      <m:e>
-                        <m:r>
-                          <m:t>x</m:t>
-                        </m:r>
-                      </m:e>
-                      <m:sup>
-                        <m:r>
-                          <m:t>2</m:t>
-                        </m:r>
-                      </m:sup>
-                    </m:sSup>
-                    <m:r>
-                      <m:rPr>
-                        <m:sty m:val="p"/>
-                      </m:rPr>
-                      <m:t>+</m:t>
-                    </m:r>
-                    <m:r>
-                      <m:t>3</m:t>
-                    </m:r>
-                  </m:e>
-                </m:d>
+                <m:r>
+                  <m:t>x</m:t>
+                </m:r>
+              </m:e>
+              <m:sup>
+                <m:r>
+                  <m:t>2</m:t>
+                </m:r>
+              </m:sup>
+            </m:sSup>
+            <m:r>
+              <m:rPr>
+                <m:sty m:val="p"/>
+              </m:rPr>
+              <m:t>+</m:t>
+            </m:r>
+            <m:r>
+              <m:t>3</m:t>
+            </m:r>
+            <m:sSup>
+              <m:e>
+                <m:r>
+                  <m:rPr>
+                    <m:sty m:val="p"/>
+                  </m:rPr>
+                  <m:t>)</m:t>
+                </m:r>
               </m:e>
               <m:sup>
                 <m:r>
@@ -1177,19 +1199,21 @@
                   </m:rPr>
                   <m:t>cos</m:t>
                 </m:r>
-                <m:d>
-                  <m:dPr>
-                    <m:begChr m:val="("/>
-                    <m:sepChr m:val=""/>
-                    <m:endChr m:val=")"/>
-                    <m:grow/>
-                  </m:dPr>
-                  <m:e>
-                    <m:r>
-                      <m:t>x</m:t>
-                    </m:r>
-                  </m:e>
-                </m:d>
+                <m:r>
+                  <m:rPr>
+                    <m:sty m:val="p"/>
+                  </m:rPr>
+                  <m:t>(</m:t>
+                </m:r>
+                <m:r>
+                  <m:t>x</m:t>
+                </m:r>
+                <m:r>
+                  <m:rPr>
+                    <m:sty m:val="p"/>
+                  </m:rPr>
+                  <m:t>)</m:t>
+                </m:r>
               </m:num>
               <m:den>
                 <m:sSup>
@@ -1252,62 +1276,51 @@
               </m:rPr>
               <m:t>sin</m:t>
             </m:r>
-            <m:d>
-              <m:dPr>
-                <m:begChr m:val="("/>
-                <m:sepChr m:val=""/>
-                <m:endChr m:val=")"/>
-                <m:grow/>
-              </m:dPr>
+            <m:r>
+              <m:rPr>
+                <m:sty m:val="p"/>
+              </m:rPr>
+              <m:t>(</m:t>
+            </m:r>
+            <m:r>
+              <m:t>x</m:t>
+            </m:r>
+            <m:r>
+              <m:rPr>
+                <m:sty m:val="p"/>
+              </m:rPr>
+              <m:t>)</m:t>
+            </m:r>
+            <m:r>
+              <m:rPr>
+                <m:sty m:val="p"/>
+              </m:rPr>
+              <m:t>(</m:t>
+            </m:r>
+            <m:sSup>
               <m:e>
                 <m:r>
                   <m:t>x</m:t>
                 </m:r>
               </m:e>
-            </m:d>
-            <m:d>
-              <m:dPr>
-                <m:begChr m:val="("/>
-                <m:sepChr m:val=""/>
-                <m:endChr m:val=")"/>
-                <m:grow/>
-              </m:dPr>
-              <m:e>
-                <m:sSup>
-                  <m:e>
-                    <m:r>
-                      <m:t>x</m:t>
-                    </m:r>
-                  </m:e>
-                  <m:sup>
-                    <m:r>
-                      <m:t>2</m:t>
-                    </m:r>
-                  </m:sup>
-                </m:sSup>
-                <m:r>
-                  <m:rPr>
-                    <m:sty m:val="p"/>
-                  </m:rPr>
-                  <m:t>+</m:t>
-                </m:r>
-                <m:r>
-                  <m:t>3</m:t>
-                </m:r>
-                <m:r>
-                  <m:t>x</m:t>
-                </m:r>
-                <m:r>
-                  <m:rPr>
-                    <m:sty m:val="p"/>
-                  </m:rPr>
-                  <m:t>−</m:t>
-                </m:r>
-                <m:r>
-                  <m:t>1</m:t>
-                </m:r>
-              </m:e>
-            </m:d>
+              <m:sup>
+                <m:r>
+                  <m:t>2</m:t>
+                </m:r>
+              </m:sup>
+            </m:sSup>
+            <m:r>
+              <m:rPr>
+                <m:sty m:val="p"/>
+              </m:rPr>
+              <m:t>+</m:t>
+            </m:r>
+            <m:r>
+              <m:t>3</m:t>
+            </m:r>
+            <m:r>
+              <m:t>x</m:t>
+            </m:r>
             <m:r>
               <m:rPr>
                 <m:sty m:val="p"/>
@@ -1315,96 +1328,117 @@
               <m:t>−</m:t>
             </m:r>
             <m:r>
+              <m:t>1</m:t>
+            </m:r>
+            <m:r>
+              <m:rPr>
+                <m:sty m:val="p"/>
+              </m:rPr>
+              <m:t>)</m:t>
+            </m:r>
+            <m:r>
+              <m:rPr>
+                <m:sty m:val="p"/>
+              </m:rPr>
+              <m:t>−</m:t>
+            </m:r>
+            <m:r>
               <m:rPr>
                 <m:sty m:val="p"/>
               </m:rPr>
               <m:t>cos</m:t>
             </m:r>
-            <m:d>
-              <m:dPr>
-                <m:begChr m:val="("/>
-                <m:sepChr m:val=""/>
-                <m:endChr m:val=")"/>
-                <m:grow/>
-              </m:dPr>
-              <m:e>
-                <m:r>
-                  <m:t>x</m:t>
-                </m:r>
-              </m:e>
-            </m:d>
-            <m:d>
-              <m:dPr>
-                <m:begChr m:val="("/>
-                <m:sepChr m:val=""/>
-                <m:endChr m:val=")"/>
-                <m:grow/>
-              </m:dPr>
-              <m:e>
-                <m:r>
-                  <m:t>2</m:t>
-                </m:r>
-                <m:r>
-                  <m:t>x</m:t>
-                </m:r>
-                <m:r>
-                  <m:rPr>
-                    <m:sty m:val="p"/>
-                  </m:rPr>
-                  <m:t>+</m:t>
-                </m:r>
-                <m:r>
-                  <m:t>3</m:t>
-                </m:r>
-              </m:e>
-            </m:d>
+            <m:r>
+              <m:rPr>
+                <m:sty m:val="p"/>
+              </m:rPr>
+              <m:t>(</m:t>
+            </m:r>
+            <m:r>
+              <m:t>x</m:t>
+            </m:r>
+            <m:r>
+              <m:rPr>
+                <m:sty m:val="p"/>
+              </m:rPr>
+              <m:t>)</m:t>
+            </m:r>
+            <m:r>
+              <m:rPr>
+                <m:sty m:val="p"/>
+              </m:rPr>
+              <m:t>(</m:t>
+            </m:r>
+            <m:r>
+              <m:t>2</m:t>
+            </m:r>
+            <m:r>
+              <m:t>x</m:t>
+            </m:r>
+            <m:r>
+              <m:rPr>
+                <m:sty m:val="p"/>
+              </m:rPr>
+              <m:t>+</m:t>
+            </m:r>
+            <m:r>
+              <m:t>3</m:t>
+            </m:r>
+            <m:r>
+              <m:rPr>
+                <m:sty m:val="p"/>
+              </m:rPr>
+              <m:t>)</m:t>
+            </m:r>
           </m:num>
           <m:den>
+            <m:r>
+              <m:rPr>
+                <m:sty m:val="p"/>
+              </m:rPr>
+              <m:t>(</m:t>
+            </m:r>
             <m:sSup>
               <m:e>
-                <m:d>
-                  <m:dPr>
-                    <m:begChr m:val="("/>
-                    <m:sepChr m:val=""/>
-                    <m:endChr m:val=")"/>
-                    <m:grow/>
-                  </m:dPr>
-                  <m:e>
-                    <m:sSup>
-                      <m:e>
-                        <m:r>
-                          <m:t>x</m:t>
-                        </m:r>
-                      </m:e>
-                      <m:sup>
-                        <m:r>
-                          <m:t>2</m:t>
-                        </m:r>
-                      </m:sup>
-                    </m:sSup>
-                    <m:r>
-                      <m:rPr>
-                        <m:sty m:val="p"/>
-                      </m:rPr>
-                      <m:t>+</m:t>
-                    </m:r>
-                    <m:r>
-                      <m:t>3</m:t>
-                    </m:r>
-                    <m:r>
-                      <m:t>x</m:t>
-                    </m:r>
-                    <m:r>
-                      <m:rPr>
-                        <m:sty m:val="p"/>
-                      </m:rPr>
-                      <m:t>−</m:t>
-                    </m:r>
-                    <m:r>
-                      <m:t>1</m:t>
-                    </m:r>
-                  </m:e>
-                </m:d>
+                <m:r>
+                  <m:t>x</m:t>
+                </m:r>
+              </m:e>
+              <m:sup>
+                <m:r>
+                  <m:t>2</m:t>
+                </m:r>
+              </m:sup>
+            </m:sSup>
+            <m:r>
+              <m:rPr>
+                <m:sty m:val="p"/>
+              </m:rPr>
+              <m:t>+</m:t>
+            </m:r>
+            <m:r>
+              <m:t>3</m:t>
+            </m:r>
+            <m:r>
+              <m:t>x</m:t>
+            </m:r>
+            <m:r>
+              <m:rPr>
+                <m:sty m:val="p"/>
+              </m:rPr>
+              <m:t>−</m:t>
+            </m:r>
+            <m:r>
+              <m:t>1</m:t>
+            </m:r>
+            <m:sSup>
+              <m:e>
+                <m:r>
+                  <m:rPr>
+                    <m:sty m:val="p"/>
+                  </m:rPr>
+                  <m:t>)</m:t>
+                </m:r>
               </m:e>
               <m:sup>
                 <m:r>
@@ -1486,19 +1520,21 @@
                   </m:rPr>
                   <m:t>tan</m:t>
                 </m:r>
-                <m:d>
-                  <m:dPr>
-                    <m:begChr m:val="("/>
-                    <m:sepChr m:val=""/>
-                    <m:endChr m:val=")"/>
-                    <m:grow/>
-                  </m:dPr>
-                  <m:e>
-                    <m:r>
-                      <m:t>x</m:t>
-                    </m:r>
-                  </m:e>
-                </m:d>
+                <m:r>
+                  <m:rPr>
+                    <m:sty m:val="p"/>
+                  </m:rPr>
+                  <m:t>(</m:t>
+                </m:r>
+                <m:r>
+                  <m:t>x</m:t>
+                </m:r>
+                <m:r>
+                  <m:rPr>
+                    <m:sty m:val="p"/>
+                  </m:rPr>
+                  <m:t>)</m:t>
+                </m:r>
               </m:num>
               <m:den>
                 <m:r>
@@ -1507,19 +1543,21 @@
                   </m:rPr>
                   <m:t>cos</m:t>
                 </m:r>
-                <m:d>
-                  <m:dPr>
-                    <m:begChr m:val="("/>
-                    <m:sepChr m:val=""/>
-                    <m:endChr m:val=")"/>
-                    <m:grow/>
-                  </m:dPr>
-                  <m:e>
-                    <m:r>
-                      <m:t>x</m:t>
-                    </m:r>
-                  </m:e>
-                </m:d>
+                <m:r>
+                  <m:rPr>
+                    <m:sty m:val="p"/>
+                  </m:rPr>
+                  <m:t>(</m:t>
+                </m:r>
+                <m:r>
+                  <m:t>x</m:t>
+                </m:r>
+                <m:r>
+                  <m:rPr>
+                    <m:sty m:val="p"/>
+                  </m:rPr>
+                  <m:t>)</m:t>
+                </m:r>
               </m:den>
             </m:f>
           </m:e>
@@ -1550,38 +1588,42 @@
                 </m:r>
               </m:sup>
             </m:sSup>
-            <m:d>
-              <m:dPr>
-                <m:begChr m:val="("/>
-                <m:sepChr m:val=""/>
-                <m:endChr m:val=")"/>
-                <m:grow/>
-              </m:dPr>
-              <m:e>
-                <m:r>
-                  <m:t>x</m:t>
-                </m:r>
-              </m:e>
-            </m:d>
+            <m:r>
+              <m:rPr>
+                <m:sty m:val="p"/>
+              </m:rPr>
+              <m:t>(</m:t>
+            </m:r>
+            <m:r>
+              <m:t>x</m:t>
+            </m:r>
+            <m:r>
+              <m:rPr>
+                <m:sty m:val="p"/>
+              </m:rPr>
+              <m:t>)</m:t>
+            </m:r>
             <m:r>
               <m:rPr>
                 <m:sty m:val="p"/>
               </m:rPr>
               <m:t>cos</m:t>
             </m:r>
-            <m:d>
-              <m:dPr>
-                <m:begChr m:val="("/>
-                <m:sepChr m:val=""/>
-                <m:endChr m:val=")"/>
-                <m:grow/>
-              </m:dPr>
-              <m:e>
-                <m:r>
-                  <m:t>x</m:t>
-                </m:r>
-              </m:e>
-            </m:d>
+            <m:r>
+              <m:rPr>
+                <m:sty m:val="p"/>
+              </m:rPr>
+              <m:t>(</m:t>
+            </m:r>
+            <m:r>
+              <m:t>x</m:t>
+            </m:r>
+            <m:r>
+              <m:rPr>
+                <m:sty m:val="p"/>
+              </m:rPr>
+              <m:t>)</m:t>
+            </m:r>
             <m:r>
               <m:rPr>
                 <m:sty m:val="p"/>
@@ -1594,38 +1636,42 @@
               </m:rPr>
               <m:t>tan</m:t>
             </m:r>
-            <m:d>
-              <m:dPr>
-                <m:begChr m:val="("/>
-                <m:sepChr m:val=""/>
-                <m:endChr m:val=")"/>
-                <m:grow/>
-              </m:dPr>
-              <m:e>
-                <m:r>
-                  <m:t>x</m:t>
-                </m:r>
-              </m:e>
-            </m:d>
+            <m:r>
+              <m:rPr>
+                <m:sty m:val="p"/>
+              </m:rPr>
+              <m:t>(</m:t>
+            </m:r>
+            <m:r>
+              <m:t>x</m:t>
+            </m:r>
+            <m:r>
+              <m:rPr>
+                <m:sty m:val="p"/>
+              </m:rPr>
+              <m:t>)</m:t>
+            </m:r>
             <m:r>
               <m:rPr>
                 <m:sty m:val="p"/>
               </m:rPr>
               <m:t>sin</m:t>
             </m:r>
-            <m:d>
-              <m:dPr>
-                <m:begChr m:val="("/>
-                <m:sepChr m:val=""/>
-                <m:endChr m:val=")"/>
-                <m:grow/>
-              </m:dPr>
-              <m:e>
-                <m:r>
-                  <m:t>x</m:t>
-                </m:r>
-              </m:e>
-            </m:d>
+            <m:r>
+              <m:rPr>
+                <m:sty m:val="p"/>
+              </m:rPr>
+              <m:t>(</m:t>
+            </m:r>
+            <m:r>
+              <m:t>x</m:t>
+            </m:r>
+            <m:r>
+              <m:rPr>
+                <m:sty m:val="p"/>
+              </m:rPr>
+              <m:t>)</m:t>
+            </m:r>
           </m:num>
           <m:den>
             <m:sSup>
@@ -1643,19 +1689,21 @@
                 </m:r>
               </m:sup>
             </m:sSup>
-            <m:d>
-              <m:dPr>
-                <m:begChr m:val="("/>
-                <m:sepChr m:val=""/>
-                <m:endChr m:val=")"/>
-                <m:grow/>
-              </m:dPr>
-              <m:e>
-                <m:r>
-                  <m:t>x</m:t>
-                </m:r>
-              </m:e>
-            </m:d>
+            <m:r>
+              <m:rPr>
+                <m:sty m:val="p"/>
+              </m:rPr>
+              <m:t>(</m:t>
+            </m:r>
+            <m:r>
+              <m:t>x</m:t>
+            </m:r>
+            <m:r>
+              <m:rPr>
+                <m:sty m:val="p"/>
+              </m:rPr>
+              <m:t>)</m:t>
+            </m:r>
           </m:den>
         </m:f>
       </m:oMath>
@@ -1724,22 +1772,24 @@
                   </m:rPr>
                   <m:t>ln</m:t>
                 </m:r>
-                <m:d>
-                  <m:dPr>
-                    <m:begChr m:val="("/>
-                    <m:sepChr m:val=""/>
-                    <m:endChr m:val=")"/>
-                    <m:grow/>
-                  </m:dPr>
-                  <m:e>
-                    <m:r>
-                      <m:t>3</m:t>
-                    </m:r>
-                    <m:r>
-                      <m:t>x</m:t>
-                    </m:r>
-                  </m:e>
-                </m:d>
+                <m:r>
+                  <m:rPr>
+                    <m:sty m:val="p"/>
+                  </m:rPr>
+                  <m:t>(</m:t>
+                </m:r>
+                <m:r>
+                  <m:t>3</m:t>
+                </m:r>
+                <m:r>
+                  <m:t>x</m:t>
+                </m:r>
+                <m:r>
+                  <m:rPr>
+                    <m:sty m:val="p"/>
+                  </m:rPr>
+                  <m:t>)</m:t>
+                </m:r>
               </m:num>
               <m:den>
                 <m:r>
@@ -1748,19 +1798,21 @@
                   </m:rPr>
                   <m:t>ln</m:t>
                 </m:r>
-                <m:d>
-                  <m:dPr>
-                    <m:begChr m:val="("/>
-                    <m:sepChr m:val=""/>
-                    <m:endChr m:val=")"/>
-                    <m:grow/>
-                  </m:dPr>
-                  <m:e>
-                    <m:r>
-                      <m:t>5</m:t>
-                    </m:r>
-                  </m:e>
-                </m:d>
+                <m:r>
+                  <m:rPr>
+                    <m:sty m:val="p"/>
+                  </m:rPr>
+                  <m:t>(</m:t>
+                </m:r>
+                <m:r>
+                  <m:t>5</m:t>
+                </m:r>
+                <m:r>
+                  <m:rPr>
+                    <m:sty m:val="p"/>
+                  </m:rPr>
+                  <m:t>)</m:t>
+                </m:r>
                 <m:r>
                   <m:rPr>
                     <m:sty m:val="p"/>
@@ -1793,44 +1845,48 @@
             <m:r>
               <m:t>x</m:t>
             </m:r>
-            <m:d>
-              <m:dPr>
-                <m:begChr m:val="("/>
-                <m:sepChr m:val=""/>
-                <m:endChr m:val=")"/>
-                <m:grow/>
-              </m:dPr>
-              <m:e>
-                <m:r>
-                  <m:rPr>
-                    <m:sty m:val="p"/>
-                  </m:rPr>
-                  <m:t>ln</m:t>
-                </m:r>
-                <m:d>
-                  <m:dPr>
-                    <m:begChr m:val="("/>
-                    <m:sepChr m:val=""/>
-                    <m:endChr m:val=")"/>
-                    <m:grow/>
-                  </m:dPr>
-                  <m:e>
-                    <m:r>
-                      <m:t>5</m:t>
-                    </m:r>
-                  </m:e>
-                </m:d>
-                <m:r>
-                  <m:rPr>
-                    <m:sty m:val="p"/>
-                  </m:rPr>
-                  <m:t>+</m:t>
-                </m:r>
-                <m:r>
-                  <m:t>x</m:t>
-                </m:r>
-              </m:e>
-            </m:d>
+            <m:r>
+              <m:rPr>
+                <m:sty m:val="p"/>
+              </m:rPr>
+              <m:t>(</m:t>
+            </m:r>
+            <m:r>
+              <m:rPr>
+                <m:sty m:val="p"/>
+              </m:rPr>
+              <m:t>ln</m:t>
+            </m:r>
+            <m:r>
+              <m:rPr>
+                <m:sty m:val="p"/>
+              </m:rPr>
+              <m:t>(</m:t>
+            </m:r>
+            <m:r>
+              <m:t>5</m:t>
+            </m:r>
+            <m:r>
+              <m:rPr>
+                <m:sty m:val="p"/>
+              </m:rPr>
+              <m:t>)</m:t>
+            </m:r>
+            <m:r>
+              <m:rPr>
+                <m:sty m:val="p"/>
+              </m:rPr>
+              <m:t>+</m:t>
+            </m:r>
+            <m:r>
+              <m:t>x</m:t>
+            </m:r>
+            <m:r>
+              <m:rPr>
+                <m:sty m:val="p"/>
+              </m:rPr>
+              <m:t>)</m:t>
+            </m:r>
           </m:den>
         </m:f>
         <m:r>
@@ -1850,64 +1906,70 @@
               </m:rPr>
               <m:t>ln</m:t>
             </m:r>
-            <m:d>
-              <m:dPr>
-                <m:begChr m:val="("/>
-                <m:sepChr m:val=""/>
-                <m:endChr m:val=")"/>
-                <m:grow/>
-              </m:dPr>
-              <m:e>
-                <m:r>
-                  <m:t>3</m:t>
-                </m:r>
-                <m:r>
-                  <m:t>x</m:t>
-                </m:r>
-              </m:e>
-            </m:d>
+            <m:r>
+              <m:rPr>
+                <m:sty m:val="p"/>
+              </m:rPr>
+              <m:t>(</m:t>
+            </m:r>
+            <m:r>
+              <m:t>3</m:t>
+            </m:r>
+            <m:r>
+              <m:t>x</m:t>
+            </m:r>
+            <m:r>
+              <m:rPr>
+                <m:sty m:val="p"/>
+              </m:rPr>
+              <m:t>)</m:t>
+            </m:r>
           </m:num>
           <m:den>
+            <m:r>
+              <m:rPr>
+                <m:sty m:val="p"/>
+              </m:rPr>
+              <m:t>(</m:t>
+            </m:r>
+            <m:r>
+              <m:rPr>
+                <m:sty m:val="p"/>
+              </m:rPr>
+              <m:t>ln</m:t>
+            </m:r>
+            <m:r>
+              <m:rPr>
+                <m:sty m:val="p"/>
+              </m:rPr>
+              <m:t>(</m:t>
+            </m:r>
+            <m:r>
+              <m:t>5</m:t>
+            </m:r>
+            <m:r>
+              <m:rPr>
+                <m:sty m:val="p"/>
+              </m:rPr>
+              <m:t>)</m:t>
+            </m:r>
+            <m:r>
+              <m:rPr>
+                <m:sty m:val="p"/>
+              </m:rPr>
+              <m:t>+</m:t>
+            </m:r>
+            <m:r>
+              <m:t>x</m:t>
+            </m:r>
             <m:sSup>
               <m:e>
-                <m:d>
-                  <m:dPr>
-                    <m:begChr m:val="("/>
-                    <m:sepChr m:val=""/>
-                    <m:endChr m:val=")"/>
-                    <m:grow/>
-                  </m:dPr>
-                  <m:e>
-                    <m:r>
-                      <m:rPr>
-                        <m:sty m:val="p"/>
-                      </m:rPr>
-                      <m:t>ln</m:t>
-                    </m:r>
-                    <m:d>
-                      <m:dPr>
-                        <m:begChr m:val="("/>
-                        <m:sepChr m:val=""/>
-                        <m:endChr m:val=")"/>
-                        <m:grow/>
-                      </m:dPr>
-                      <m:e>
-                        <m:r>
-                          <m:t>5</m:t>
-                        </m:r>
-                      </m:e>
-                    </m:d>
-                    <m:r>
-                      <m:rPr>
-                        <m:sty m:val="p"/>
-                      </m:rPr>
-                      <m:t>+</m:t>
-                    </m:r>
-                    <m:r>
-                      <m:t>x</m:t>
-                    </m:r>
-                  </m:e>
-                </m:d>
+                <m:r>
+                  <m:rPr>
+                    <m:sty m:val="p"/>
+                  </m:rPr>
+                  <m:t>)</m:t>
+                </m:r>
               </m:e>
               <m:sup>
                 <m:r>
@@ -2009,19 +2071,21 @@
                   </m:rPr>
                   <m:t>cos</m:t>
                 </m:r>
-                <m:d>
-                  <m:dPr>
-                    <m:begChr m:val="("/>
-                    <m:sepChr m:val=""/>
-                    <m:endChr m:val=")"/>
-                    <m:grow/>
-                  </m:dPr>
-                  <m:e>
-                    <m:r>
-                      <m:t>x</m:t>
-                    </m:r>
-                  </m:e>
-                </m:d>
+                <m:r>
+                  <m:rPr>
+                    <m:sty m:val="p"/>
+                  </m:rPr>
+                  <m:t>(</m:t>
+                </m:r>
+                <m:r>
+                  <m:t>x</m:t>
+                </m:r>
+                <m:r>
+                  <m:rPr>
+                    <m:sty m:val="p"/>
+                  </m:rPr>
+                  <m:t>)</m:t>
+                </m:r>
               </m:den>
             </m:f>
           </m:e>
@@ -2037,109 +2101,117 @@
             <m:type m:val="bar"/>
           </m:fPr>
           <m:num>
-            <m:d>
-              <m:dPr>
-                <m:begChr m:val="("/>
-                <m:sepChr m:val=""/>
-                <m:endChr m:val=")"/>
-                <m:grow/>
-              </m:dPr>
+            <m:r>
+              <m:rPr>
+                <m:sty m:val="p"/>
+              </m:rPr>
+              <m:t>(</m:t>
+            </m:r>
+            <m:r>
+              <m:t>2</m:t>
+            </m:r>
+            <m:r>
+              <m:t>x</m:t>
+            </m:r>
+            <m:r>
+              <m:rPr>
+                <m:sty m:val="p"/>
+              </m:rPr>
+              <m:t>+</m:t>
+            </m:r>
+            <m:r>
+              <m:t>3</m:t>
+            </m:r>
+            <m:r>
+              <m:rPr>
+                <m:sty m:val="p"/>
+              </m:rPr>
+              <m:t>)</m:t>
+            </m:r>
+            <m:r>
+              <m:rPr>
+                <m:sty m:val="p"/>
+              </m:rPr>
+              <m:t>cos</m:t>
+            </m:r>
+            <m:r>
+              <m:rPr>
+                <m:sty m:val="p"/>
+              </m:rPr>
+              <m:t>(</m:t>
+            </m:r>
+            <m:r>
+              <m:t>x</m:t>
+            </m:r>
+            <m:r>
+              <m:rPr>
+                <m:sty m:val="p"/>
+              </m:rPr>
+              <m:t>)</m:t>
+            </m:r>
+            <m:r>
+              <m:rPr>
+                <m:sty m:val="p"/>
+              </m:rPr>
+              <m:t>+</m:t>
+            </m:r>
+            <m:r>
+              <m:rPr>
+                <m:sty m:val="p"/>
+              </m:rPr>
+              <m:t>(</m:t>
+            </m:r>
+            <m:sSup>
               <m:e>
                 <m:r>
+                  <m:t>x</m:t>
+                </m:r>
+              </m:e>
+              <m:sup>
+                <m:r>
                   <m:t>2</m:t>
                 </m:r>
-                <m:r>
-                  <m:t>x</m:t>
-                </m:r>
-                <m:r>
-                  <m:rPr>
-                    <m:sty m:val="p"/>
-                  </m:rPr>
-                  <m:t>+</m:t>
-                </m:r>
-                <m:r>
-                  <m:t>3</m:t>
-                </m:r>
-              </m:e>
-            </m:d>
-            <m:r>
-              <m:rPr>
-                <m:sty m:val="p"/>
-              </m:rPr>
-              <m:t>cos</m:t>
-            </m:r>
-            <m:d>
-              <m:dPr>
-                <m:begChr m:val="("/>
-                <m:sepChr m:val=""/>
-                <m:endChr m:val=")"/>
-                <m:grow/>
-              </m:dPr>
-              <m:e>
-                <m:r>
-                  <m:t>x</m:t>
-                </m:r>
-              </m:e>
-            </m:d>
+              </m:sup>
+            </m:sSup>
             <m:r>
               <m:rPr>
                 <m:sty m:val="p"/>
               </m:rPr>
               <m:t>+</m:t>
             </m:r>
-            <m:d>
-              <m:dPr>
-                <m:begChr m:val="("/>
-                <m:sepChr m:val=""/>
-                <m:endChr m:val=")"/>
-                <m:grow/>
-              </m:dPr>
-              <m:e>
-                <m:sSup>
-                  <m:e>
-                    <m:r>
-                      <m:t>x</m:t>
-                    </m:r>
-                  </m:e>
-                  <m:sup>
-                    <m:r>
-                      <m:t>2</m:t>
-                    </m:r>
-                  </m:sup>
-                </m:sSup>
-                <m:r>
-                  <m:rPr>
-                    <m:sty m:val="p"/>
-                  </m:rPr>
-                  <m:t>+</m:t>
-                </m:r>
-                <m:r>
-                  <m:t>3</m:t>
-                </m:r>
-                <m:r>
-                  <m:t>x</m:t>
-                </m:r>
-              </m:e>
-            </m:d>
+            <m:r>
+              <m:t>3</m:t>
+            </m:r>
+            <m:r>
+              <m:t>x</m:t>
+            </m:r>
+            <m:r>
+              <m:rPr>
+                <m:sty m:val="p"/>
+              </m:rPr>
+              <m:t>)</m:t>
+            </m:r>
             <m:r>
               <m:rPr>
                 <m:sty m:val="p"/>
               </m:rPr>
               <m:t>sin</m:t>
             </m:r>
-            <m:d>
-              <m:dPr>
-                <m:begChr m:val="("/>
-                <m:sepChr m:val=""/>
-                <m:endChr m:val=")"/>
-                <m:grow/>
-              </m:dPr>
-              <m:e>
-                <m:r>
-                  <m:t>x</m:t>
-                </m:r>
-              </m:e>
-            </m:d>
+            <m:r>
+              <m:rPr>
+                <m:sty m:val="p"/>
+              </m:rPr>
+              <m:t>(</m:t>
+            </m:r>
+            <m:r>
+              <m:t>x</m:t>
+            </m:r>
+            <m:r>
+              <m:rPr>
+                <m:sty m:val="p"/>
+              </m:rPr>
+              <m:t>)</m:t>
+            </m:r>
           </m:num>
           <m:den>
             <m:sSup>
@@ -2157,19 +2229,21 @@
                 </m:r>
               </m:sup>
             </m:sSup>
-            <m:d>
-              <m:dPr>
-                <m:begChr m:val="("/>
-                <m:sepChr m:val=""/>
-                <m:endChr m:val=")"/>
-                <m:grow/>
-              </m:dPr>
-              <m:e>
-                <m:r>
-                  <m:t>x</m:t>
-                </m:r>
-              </m:e>
-            </m:d>
+            <m:r>
+              <m:rPr>
+                <m:sty m:val="p"/>
+              </m:rPr>
+              <m:t>(</m:t>
+            </m:r>
+            <m:r>
+              <m:t>x</m:t>
+            </m:r>
+            <m:r>
+              <m:rPr>
+                <m:sty m:val="p"/>
+              </m:rPr>
+              <m:t>)</m:t>
+            </m:r>
           </m:den>
         </m:f>
       </m:oMath>
@@ -2238,19 +2312,21 @@
                   </m:rPr>
                   <m:t>ln</m:t>
                 </m:r>
-                <m:d>
-                  <m:dPr>
-                    <m:begChr m:val="("/>
-                    <m:sepChr m:val=""/>
-                    <m:endChr m:val=")"/>
-                    <m:grow/>
-                  </m:dPr>
-                  <m:e>
-                    <m:r>
-                      <m:t>x</m:t>
-                    </m:r>
-                  </m:e>
-                </m:d>
+                <m:r>
+                  <m:rPr>
+                    <m:sty m:val="p"/>
+                  </m:rPr>
+                  <m:t>(</m:t>
+                </m:r>
+                <m:r>
+                  <m:t>x</m:t>
+                </m:r>
+                <m:r>
+                  <m:rPr>
+                    <m:sty m:val="p"/>
+                  </m:rPr>
+                  <m:t>)</m:t>
+                </m:r>
               </m:num>
               <m:den>
                 <m:sSup>
@@ -2289,45 +2365,11 @@
             <m:type m:val="bar"/>
           </m:fPr>
           <m:num>
-            <m:d>
-              <m:dPr>
-                <m:begChr m:val="("/>
-                <m:sepChr m:val=""/>
-                <m:endChr m:val=")"/>
-                <m:grow/>
-              </m:dPr>
-              <m:e>
-                <m:sSup>
-                  <m:e>
-                    <m:r>
-                      <m:t>x</m:t>
-                    </m:r>
-                  </m:e>
-                  <m:sup>
-                    <m:r>
-                      <m:t>3</m:t>
-                    </m:r>
-                  </m:sup>
-                </m:sSup>
-                <m:r>
-                  <m:rPr>
-                    <m:sty m:val="p"/>
-                  </m:rPr>
-                  <m:t>+</m:t>
-                </m:r>
-                <m:r>
-                  <m:t>3</m:t>
-                </m:r>
-              </m:e>
-            </m:d>
-            <m:r>
-              <m:rPr>
-                <m:sty m:val="p"/>
-              </m:rPr>
-              <m:t>−</m:t>
-            </m:r>
-            <m:r>
-              <m:t>3</m:t>
+            <m:r>
+              <m:rPr>
+                <m:sty m:val="p"/>
+              </m:rPr>
+              <m:t>(</m:t>
             </m:r>
             <m:sSup>
               <m:e>
@@ -2345,59 +2387,99 @@
               <m:rPr>
                 <m:sty m:val="p"/>
               </m:rPr>
+              <m:t>+</m:t>
+            </m:r>
+            <m:r>
+              <m:t>3</m:t>
+            </m:r>
+            <m:r>
+              <m:rPr>
+                <m:sty m:val="p"/>
+              </m:rPr>
+              <m:t>)</m:t>
+            </m:r>
+            <m:r>
+              <m:rPr>
+                <m:sty m:val="p"/>
+              </m:rPr>
+              <m:t>−</m:t>
+            </m:r>
+            <m:r>
+              <m:t>3</m:t>
+            </m:r>
+            <m:sSup>
+              <m:e>
+                <m:r>
+                  <m:t>x</m:t>
+                </m:r>
+              </m:e>
+              <m:sup>
+                <m:r>
+                  <m:t>3</m:t>
+                </m:r>
+              </m:sup>
+            </m:sSup>
+            <m:r>
+              <m:rPr>
+                <m:sty m:val="p"/>
+              </m:rPr>
               <m:t>ln</m:t>
             </m:r>
-            <m:d>
-              <m:dPr>
-                <m:begChr m:val="("/>
-                <m:sepChr m:val=""/>
-                <m:endChr m:val=")"/>
-                <m:grow/>
-              </m:dPr>
-              <m:e>
-                <m:r>
-                  <m:t>x</m:t>
-                </m:r>
-              </m:e>
-            </m:d>
+            <m:r>
+              <m:rPr>
+                <m:sty m:val="p"/>
+              </m:rPr>
+              <m:t>(</m:t>
+            </m:r>
+            <m:r>
+              <m:t>x</m:t>
+            </m:r>
+            <m:r>
+              <m:rPr>
+                <m:sty m:val="p"/>
+              </m:rPr>
+              <m:t>)</m:t>
+            </m:r>
           </m:num>
           <m:den>
             <m:r>
               <m:t>x</m:t>
             </m:r>
+            <m:r>
+              <m:rPr>
+                <m:sty m:val="p"/>
+              </m:rPr>
+              <m:t>(</m:t>
+            </m:r>
             <m:sSup>
               <m:e>
-                <m:d>
-                  <m:dPr>
-                    <m:begChr m:val="("/>
-                    <m:sepChr m:val=""/>
-                    <m:endChr m:val=")"/>
-                    <m:grow/>
-                  </m:dPr>
-                  <m:e>
-                    <m:sSup>
-                      <m:e>
-                        <m:r>
-                          <m:t>x</m:t>
-                        </m:r>
-                      </m:e>
-                      <m:sup>
-                        <m:r>
-                          <m:t>3</m:t>
-                        </m:r>
-                      </m:sup>
-                    </m:sSup>
-                    <m:r>
-                      <m:rPr>
-                        <m:sty m:val="p"/>
-                      </m:rPr>
-                      <m:t>+</m:t>
-                    </m:r>
-                    <m:r>
-                      <m:t>3</m:t>
-                    </m:r>
-                  </m:e>
-                </m:d>
+                <m:r>
+                  <m:t>x</m:t>
+                </m:r>
+              </m:e>
+              <m:sup>
+                <m:r>
+                  <m:t>3</m:t>
+                </m:r>
+              </m:sup>
+            </m:sSup>
+            <m:r>
+              <m:rPr>
+                <m:sty m:val="p"/>
+              </m:rPr>
+              <m:t>+</m:t>
+            </m:r>
+            <m:r>
+              <m:t>3</m:t>
+            </m:r>
+            <m:sSup>
+              <m:e>
+                <m:r>
+                  <m:rPr>
+                    <m:sty m:val="p"/>
+                  </m:rPr>
+                  <m:t>)</m:t>
+                </m:r>
               </m:e>
               <m:sup>
                 <m:r>
@@ -2476,19 +2558,21 @@
                   </m:rPr>
                   <m:t>tan</m:t>
                 </m:r>
-                <m:d>
-                  <m:dPr>
-                    <m:begChr m:val="("/>
-                    <m:sepChr m:val=""/>
-                    <m:endChr m:val=")"/>
-                    <m:grow/>
-                  </m:dPr>
-                  <m:e>
-                    <m:r>
-                      <m:t>x</m:t>
-                    </m:r>
-                  </m:e>
-                </m:d>
+                <m:r>
+                  <m:rPr>
+                    <m:sty m:val="p"/>
+                  </m:rPr>
+                  <m:t>(</m:t>
+                </m:r>
+                <m:r>
+                  <m:t>x</m:t>
+                </m:r>
+                <m:r>
+                  <m:rPr>
+                    <m:sty m:val="p"/>
+                  </m:rPr>
+                  <m:t>)</m:t>
+                </m:r>
               </m:num>
               <m:den>
                 <m:r>
@@ -2530,19 +2614,21 @@
                 </m:r>
               </m:sup>
             </m:sSup>
-            <m:d>
-              <m:dPr>
-                <m:begChr m:val="("/>
-                <m:sepChr m:val=""/>
-                <m:endChr m:val=")"/>
-                <m:grow/>
-              </m:dPr>
-              <m:e>
-                <m:r>
-                  <m:t>x</m:t>
-                </m:r>
-              </m:e>
-            </m:d>
+            <m:r>
+              <m:rPr>
+                <m:sty m:val="p"/>
+              </m:rPr>
+              <m:t>(</m:t>
+            </m:r>
+            <m:r>
+              <m:t>x</m:t>
+            </m:r>
+            <m:r>
+              <m:rPr>
+                <m:sty m:val="p"/>
+              </m:rPr>
+              <m:t>)</m:t>
+            </m:r>
             <m:r>
               <m:rPr>
                 <m:sty m:val="p"/>
@@ -2558,19 +2644,21 @@
               </m:rPr>
               <m:t>tan</m:t>
             </m:r>
-            <m:d>
-              <m:dPr>
-                <m:begChr m:val="("/>
-                <m:sepChr m:val=""/>
-                <m:endChr m:val=")"/>
-                <m:grow/>
-              </m:dPr>
-              <m:e>
-                <m:r>
-                  <m:t>x</m:t>
-                </m:r>
-              </m:e>
-            </m:d>
+            <m:r>
+              <m:rPr>
+                <m:sty m:val="p"/>
+              </m:rPr>
+              <m:t>(</m:t>
+            </m:r>
+            <m:r>
+              <m:t>x</m:t>
+            </m:r>
+            <m:r>
+              <m:rPr>
+                <m:sty m:val="p"/>
+              </m:rPr>
+              <m:t>)</m:t>
+            </m:r>
           </m:num>
           <m:den>
             <m:sSup>
@@ -2889,39 +2977,41 @@
                 </m:r>
               </m:e>
             </m:rad>
+            <m:r>
+              <m:rPr>
+                <m:sty m:val="p"/>
+              </m:rPr>
+              <m:t>(</m:t>
+            </m:r>
             <m:sSup>
               <m:e>
-                <m:d>
-                  <m:dPr>
-                    <m:begChr m:val="("/>
-                    <m:sepChr m:val=""/>
-                    <m:endChr m:val=")"/>
-                    <m:grow/>
-                  </m:dPr>
-                  <m:e>
-                    <m:sSup>
-                      <m:e>
-                        <m:r>
-                          <m:t>x</m:t>
-                        </m:r>
-                      </m:e>
-                      <m:sup>
-                        <m:r>
-                          <m:t>2</m:t>
-                        </m:r>
-                      </m:sup>
-                    </m:sSup>
-                    <m:r>
-                      <m:rPr>
-                        <m:sty m:val="p"/>
-                      </m:rPr>
-                      <m:t>+</m:t>
-                    </m:r>
-                    <m:r>
-                      <m:t>1</m:t>
-                    </m:r>
-                  </m:e>
-                </m:d>
+                <m:r>
+                  <m:t>x</m:t>
+                </m:r>
+              </m:e>
+              <m:sup>
+                <m:r>
+                  <m:t>2</m:t>
+                </m:r>
+              </m:sup>
+            </m:sSup>
+            <m:r>
+              <m:rPr>
+                <m:sty m:val="p"/>
+              </m:rPr>
+              <m:t>+</m:t>
+            </m:r>
+            <m:r>
+              <m:t>1</m:t>
+            </m:r>
+            <m:sSup>
+              <m:e>
+                <m:r>
+                  <m:rPr>
+                    <m:sty m:val="p"/>
+                  </m:rPr>
+                  <m:t>)</m:t>
+                </m:r>
               </m:e>
               <m:sup>
                 <m:r>
@@ -3473,28 +3563,30 @@
                 </m:r>
               </m:sup>
             </m:sSup>
-            <m:d>
-              <m:dPr>
-                <m:begChr m:val="("/>
-                <m:sepChr m:val=""/>
-                <m:endChr m:val=")"/>
-                <m:grow/>
-              </m:dPr>
-              <m:e>
-                <m:r>
-                  <m:t>3</m:t>
-                </m:r>
-                <m:r>
-                  <m:rPr>
-                    <m:sty m:val="p"/>
-                  </m:rPr>
-                  <m:t>+</m:t>
-                </m:r>
-                <m:r>
-                  <m:t>x</m:t>
-                </m:r>
-              </m:e>
-            </m:d>
+            <m:r>
+              <m:rPr>
+                <m:sty m:val="p"/>
+              </m:rPr>
+              <m:t>(</m:t>
+            </m:r>
+            <m:r>
+              <m:t>3</m:t>
+            </m:r>
+            <m:r>
+              <m:rPr>
+                <m:sty m:val="p"/>
+              </m:rPr>
+              <m:t>+</m:t>
+            </m:r>
+            <m:r>
+              <m:t>x</m:t>
+            </m:r>
+            <m:r>
+              <m:rPr>
+                <m:sty m:val="p"/>
+              </m:rPr>
+              <m:t>)</m:t>
+            </m:r>
           </m:num>
           <m:den>
             <m:sSup>
@@ -3645,42 +3737,11 @@
                 </m:r>
               </m:sup>
             </m:sSup>
-            <m:d>
-              <m:dPr>
-                <m:begChr m:val="("/>
-                <m:sepChr m:val=""/>
-                <m:endChr m:val=")"/>
-                <m:grow/>
-              </m:dPr>
-              <m:e>
-                <m:sSup>
-                  <m:e>
-                    <m:r>
-                      <m:t>x</m:t>
-                    </m:r>
-                  </m:e>
-                  <m:sup>
-                    <m:r>
-                      <m:t>5</m:t>
-                    </m:r>
-                  </m:sup>
-                </m:sSup>
-                <m:r>
-                  <m:rPr>
-                    <m:sty m:val="p"/>
-                  </m:rPr>
-                  <m:t>+</m:t>
-                </m:r>
-                <m:r>
-                  <m:t>1</m:t>
-                </m:r>
-              </m:e>
-            </m:d>
-            <m:r>
-              <m:rPr>
-                <m:sty m:val="p"/>
-              </m:rPr>
-              <m:t>−</m:t>
+            <m:r>
+              <m:rPr>
+                <m:sty m:val="p"/>
+              </m:rPr>
+              <m:t>(</m:t>
             </m:r>
             <m:sSup>
               <m:e>
@@ -3694,66 +3755,103 @@
                 </m:r>
               </m:sup>
             </m:sSup>
-            <m:d>
-              <m:dPr>
-                <m:begChr m:val="("/>
-                <m:sepChr m:val=""/>
-                <m:endChr m:val=")"/>
-                <m:grow/>
-              </m:dPr>
+            <m:r>
+              <m:rPr>
+                <m:sty m:val="p"/>
+              </m:rPr>
+              <m:t>+</m:t>
+            </m:r>
+            <m:r>
+              <m:t>1</m:t>
+            </m:r>
+            <m:r>
+              <m:rPr>
+                <m:sty m:val="p"/>
+              </m:rPr>
+              <m:t>)</m:t>
+            </m:r>
+            <m:r>
+              <m:rPr>
+                <m:sty m:val="p"/>
+              </m:rPr>
+              <m:t>−</m:t>
+            </m:r>
+            <m:sSup>
               <m:e>
                 <m:r>
+                  <m:t>x</m:t>
+                </m:r>
+              </m:e>
+              <m:sup>
+                <m:r>
                   <m:t>5</m:t>
                 </m:r>
-                <m:sSup>
-                  <m:e>
-                    <m:r>
-                      <m:t>x</m:t>
-                    </m:r>
-                  </m:e>
-                  <m:sup>
-                    <m:r>
-                      <m:t>4</m:t>
-                    </m:r>
-                  </m:sup>
-                </m:sSup>
+              </m:sup>
+            </m:sSup>
+            <m:r>
+              <m:rPr>
+                <m:sty m:val="p"/>
+              </m:rPr>
+              <m:t>(</m:t>
+            </m:r>
+            <m:r>
+              <m:t>5</m:t>
+            </m:r>
+            <m:sSup>
+              <m:e>
+                <m:r>
+                  <m:t>x</m:t>
+                </m:r>
               </m:e>
-            </m:d>
+              <m:sup>
+                <m:r>
+                  <m:t>4</m:t>
+                </m:r>
+              </m:sup>
+            </m:sSup>
+            <m:r>
+              <m:rPr>
+                <m:sty m:val="p"/>
+              </m:rPr>
+              <m:t>)</m:t>
+            </m:r>
           </m:num>
           <m:den>
+            <m:r>
+              <m:rPr>
+                <m:sty m:val="p"/>
+              </m:rPr>
+              <m:t>(</m:t>
+            </m:r>
             <m:sSup>
               <m:e>
-                <m:d>
-                  <m:dPr>
-                    <m:begChr m:val="("/>
-                    <m:sepChr m:val=""/>
-                    <m:endChr m:val=")"/>
-                    <m:grow/>
-                  </m:dPr>
-                  <m:e>
-                    <m:sSup>
-                      <m:e>
-                        <m:r>
-                          <m:t>x</m:t>
-                        </m:r>
-                      </m:e>
-                      <m:sup>
-                        <m:r>
-                          <m:t>5</m:t>
-                        </m:r>
-                      </m:sup>
-                    </m:sSup>
-                    <m:r>
-                      <m:rPr>
-                        <m:sty m:val="p"/>
-                      </m:rPr>
-                      <m:t>+</m:t>
-                    </m:r>
-                    <m:r>
-                      <m:t>1</m:t>
-                    </m:r>
-                  </m:e>
-                </m:d>
+                <m:r>
+                  <m:t>x</m:t>
+                </m:r>
+              </m:e>
+              <m:sup>
+                <m:r>
+                  <m:t>5</m:t>
+                </m:r>
+              </m:sup>
+            </m:sSup>
+            <m:r>
+              <m:rPr>
+                <m:sty m:val="p"/>
+              </m:rPr>
+              <m:t>+</m:t>
+            </m:r>
+            <m:r>
+              <m:t>1</m:t>
+            </m:r>
+            <m:sSup>
+              <m:e>
+                <m:r>
+                  <m:rPr>
+                    <m:sty m:val="p"/>
+                  </m:rPr>
+                  <m:t>)</m:t>
+                </m:r>
               </m:e>
               <m:sup>
                 <m:r>
@@ -3788,39 +3886,41 @@
             </m:sSup>
           </m:num>
           <m:den>
+            <m:r>
+              <m:rPr>
+                <m:sty m:val="p"/>
+              </m:rPr>
+              <m:t>(</m:t>
+            </m:r>
             <m:sSup>
               <m:e>
-                <m:d>
-                  <m:dPr>
-                    <m:begChr m:val="("/>
-                    <m:sepChr m:val=""/>
-                    <m:endChr m:val=")"/>
-                    <m:grow/>
-                  </m:dPr>
-                  <m:e>
-                    <m:sSup>
-                      <m:e>
-                        <m:r>
-                          <m:t>x</m:t>
-                        </m:r>
-                      </m:e>
-                      <m:sup>
-                        <m:r>
-                          <m:t>5</m:t>
-                        </m:r>
-                      </m:sup>
-                    </m:sSup>
-                    <m:r>
-                      <m:rPr>
-                        <m:sty m:val="p"/>
-                      </m:rPr>
-                      <m:t>+</m:t>
-                    </m:r>
-                    <m:r>
-                      <m:t>1</m:t>
-                    </m:r>
-                  </m:e>
-                </m:d>
+                <m:r>
+                  <m:t>x</m:t>
+                </m:r>
+              </m:e>
+              <m:sup>
+                <m:r>
+                  <m:t>5</m:t>
+                </m:r>
+              </m:sup>
+            </m:sSup>
+            <m:r>
+              <m:rPr>
+                <m:sty m:val="p"/>
+              </m:rPr>
+              <m:t>+</m:t>
+            </m:r>
+            <m:r>
+              <m:t>1</m:t>
+            </m:r>
+            <m:sSup>
+              <m:e>
+                <m:r>
+                  <m:rPr>
+                    <m:sty m:val="p"/>
+                  </m:rPr>
+                  <m:t>)</m:t>
+                </m:r>
               </m:e>
               <m:sup>
                 <m:r>
@@ -3896,19 +3996,21 @@
                   </m:rPr>
                   <m:t>tan</m:t>
                 </m:r>
-                <m:d>
-                  <m:dPr>
-                    <m:begChr m:val="("/>
-                    <m:sepChr m:val=""/>
-                    <m:endChr m:val=")"/>
-                    <m:grow/>
-                  </m:dPr>
-                  <m:e>
-                    <m:r>
-                      <m:t>x</m:t>
-                    </m:r>
-                  </m:e>
-                </m:d>
+                <m:r>
+                  <m:rPr>
+                    <m:sty m:val="p"/>
+                  </m:rPr>
+                  <m:t>(</m:t>
+                </m:r>
+                <m:r>
+                  <m:t>x</m:t>
+                </m:r>
+                <m:r>
+                  <m:rPr>
+                    <m:sty m:val="p"/>
+                  </m:rPr>
+                  <m:t>)</m:t>
+                </m:r>
               </m:num>
               <m:den>
                 <m:r>
@@ -3917,19 +4019,21 @@
                   </m:rPr>
                   <m:t>ln</m:t>
                 </m:r>
-                <m:d>
-                  <m:dPr>
-                    <m:begChr m:val="("/>
-                    <m:sepChr m:val=""/>
-                    <m:endChr m:val=")"/>
-                    <m:grow/>
-                  </m:dPr>
-                  <m:e>
-                    <m:r>
-                      <m:t>x</m:t>
-                    </m:r>
-                  </m:e>
-                </m:d>
+                <m:r>
+                  <m:rPr>
+                    <m:sty m:val="p"/>
+                  </m:rPr>
+                  <m:t>(</m:t>
+                </m:r>
+                <m:r>
+                  <m:t>x</m:t>
+                </m:r>
+                <m:r>
+                  <m:rPr>
+                    <m:sty m:val="p"/>
+                  </m:rPr>
+                  <m:t>)</m:t>
+                </m:r>
               </m:den>
             </m:f>
           </m:e>
@@ -3963,38 +4067,42 @@
                 </m:r>
               </m:sup>
             </m:sSup>
-            <m:d>
-              <m:dPr>
-                <m:begChr m:val="("/>
-                <m:sepChr m:val=""/>
-                <m:endChr m:val=")"/>
-                <m:grow/>
-              </m:dPr>
-              <m:e>
-                <m:r>
-                  <m:t>x</m:t>
-                </m:r>
-              </m:e>
-            </m:d>
+            <m:r>
+              <m:rPr>
+                <m:sty m:val="p"/>
+              </m:rPr>
+              <m:t>(</m:t>
+            </m:r>
+            <m:r>
+              <m:t>x</m:t>
+            </m:r>
+            <m:r>
+              <m:rPr>
+                <m:sty m:val="p"/>
+              </m:rPr>
+              <m:t>)</m:t>
+            </m:r>
             <m:r>
               <m:rPr>
                 <m:sty m:val="p"/>
               </m:rPr>
               <m:t>ln</m:t>
             </m:r>
-            <m:d>
-              <m:dPr>
-                <m:begChr m:val="("/>
-                <m:sepChr m:val=""/>
-                <m:endChr m:val=")"/>
-                <m:grow/>
-              </m:dPr>
-              <m:e>
-                <m:r>
-                  <m:t>x</m:t>
-                </m:r>
-              </m:e>
-            </m:d>
+            <m:r>
+              <m:rPr>
+                <m:sty m:val="p"/>
+              </m:rPr>
+              <m:t>(</m:t>
+            </m:r>
+            <m:r>
+              <m:t>x</m:t>
+            </m:r>
+            <m:r>
+              <m:rPr>
+                <m:sty m:val="p"/>
+              </m:rPr>
+              <m:t>)</m:t>
+            </m:r>
             <m:r>
               <m:rPr>
                 <m:sty m:val="p"/>
@@ -4007,55 +4115,61 @@
               </m:rPr>
               <m:t>tan</m:t>
             </m:r>
-            <m:d>
-              <m:dPr>
-                <m:begChr m:val="("/>
-                <m:sepChr m:val=""/>
-                <m:endChr m:val=")"/>
-                <m:grow/>
-              </m:dPr>
-              <m:e>
-                <m:r>
-                  <m:t>x</m:t>
-                </m:r>
-              </m:e>
-            </m:d>
+            <m:r>
+              <m:rPr>
+                <m:sty m:val="p"/>
+              </m:rPr>
+              <m:t>(</m:t>
+            </m:r>
+            <m:r>
+              <m:t>x</m:t>
+            </m:r>
+            <m:r>
+              <m:rPr>
+                <m:sty m:val="p"/>
+              </m:rPr>
+              <m:t>)</m:t>
+            </m:r>
           </m:num>
           <m:den>
             <m:r>
               <m:t>x</m:t>
             </m:r>
+            <m:r>
+              <m:rPr>
+                <m:sty m:val="p"/>
+              </m:rPr>
+              <m:t>(</m:t>
+            </m:r>
+            <m:r>
+              <m:rPr>
+                <m:sty m:val="p"/>
+              </m:rPr>
+              <m:t>ln</m:t>
+            </m:r>
+            <m:r>
+              <m:rPr>
+                <m:sty m:val="p"/>
+              </m:rPr>
+              <m:t>(</m:t>
+            </m:r>
+            <m:r>
+              <m:t>x</m:t>
+            </m:r>
+            <m:r>
+              <m:rPr>
+                <m:sty m:val="p"/>
+              </m:rPr>
+              <m:t>)</m:t>
+            </m:r>
             <m:sSup>
               <m:e>
-                <m:d>
-                  <m:dPr>
-                    <m:begChr m:val="("/>
-                    <m:sepChr m:val=""/>
-                    <m:endChr m:val=")"/>
-                    <m:grow/>
-                  </m:dPr>
-                  <m:e>
-                    <m:r>
-                      <m:rPr>
-                        <m:sty m:val="p"/>
-                      </m:rPr>
-                      <m:t>ln</m:t>
-                    </m:r>
-                    <m:d>
-                      <m:dPr>
-                        <m:begChr m:val="("/>
-                        <m:sepChr m:val=""/>
-                        <m:endChr m:val=")"/>
-                        <m:grow/>
-                      </m:dPr>
-                      <m:e>
-                        <m:r>
-                          <m:t>x</m:t>
-                        </m:r>
-                      </m:e>
-                    </m:d>
-                  </m:e>
-                </m:d>
+                <m:r>
+                  <m:rPr>
+                    <m:sty m:val="p"/>
+                  </m:rPr>
+                  <m:t>)</m:t>
+                </m:r>
               </m:e>
               <m:sup>
                 <m:r>
@@ -4140,19 +4254,21 @@
                   </m:rPr>
                   <m:t>sin</m:t>
                 </m:r>
-                <m:d>
-                  <m:dPr>
-                    <m:begChr m:val="("/>
-                    <m:sepChr m:val=""/>
-                    <m:endChr m:val=")"/>
-                    <m:grow/>
-                  </m:dPr>
-                  <m:e>
-                    <m:r>
-                      <m:t>x</m:t>
-                    </m:r>
-                  </m:e>
-                </m:d>
+                <m:r>
+                  <m:rPr>
+                    <m:sty m:val="p"/>
+                  </m:rPr>
+                  <m:t>(</m:t>
+                </m:r>
+                <m:r>
+                  <m:t>x</m:t>
+                </m:r>
+                <m:r>
+                  <m:rPr>
+                    <m:sty m:val="p"/>
+                  </m:rPr>
+                  <m:t>)</m:t>
+                </m:r>
               </m:num>
               <m:den>
                 <m:r>
@@ -4161,19 +4277,21 @@
                   </m:rPr>
                   <m:t>ln</m:t>
                 </m:r>
-                <m:d>
-                  <m:dPr>
-                    <m:begChr m:val="("/>
-                    <m:sepChr m:val=""/>
-                    <m:endChr m:val=")"/>
-                    <m:grow/>
-                  </m:dPr>
-                  <m:e>
-                    <m:r>
-                      <m:t>x</m:t>
-                    </m:r>
-                  </m:e>
-                </m:d>
+                <m:r>
+                  <m:rPr>
+                    <m:sty m:val="p"/>
+                  </m:rPr>
+                  <m:t>(</m:t>
+                </m:r>
+                <m:r>
+                  <m:t>x</m:t>
+                </m:r>
+                <m:r>
+                  <m:rPr>
+                    <m:sty m:val="p"/>
+                  </m:rPr>
+                  <m:t>)</m:t>
+                </m:r>
               </m:den>
             </m:f>
           </m:e>
@@ -4201,38 +4319,42 @@
               </m:rPr>
               <m:t>cos</m:t>
             </m:r>
-            <m:d>
-              <m:dPr>
-                <m:begChr m:val="("/>
-                <m:sepChr m:val=""/>
-                <m:endChr m:val=")"/>
-                <m:grow/>
-              </m:dPr>
-              <m:e>
-                <m:r>
-                  <m:t>x</m:t>
-                </m:r>
-              </m:e>
-            </m:d>
+            <m:r>
+              <m:rPr>
+                <m:sty m:val="p"/>
+              </m:rPr>
+              <m:t>(</m:t>
+            </m:r>
+            <m:r>
+              <m:t>x</m:t>
+            </m:r>
+            <m:r>
+              <m:rPr>
+                <m:sty m:val="p"/>
+              </m:rPr>
+              <m:t>)</m:t>
+            </m:r>
             <m:r>
               <m:rPr>
                 <m:sty m:val="p"/>
               </m:rPr>
               <m:t>ln</m:t>
             </m:r>
-            <m:d>
-              <m:dPr>
-                <m:begChr m:val="("/>
-                <m:sepChr m:val=""/>
-                <m:endChr m:val=")"/>
-                <m:grow/>
-              </m:dPr>
-              <m:e>
-                <m:r>
-                  <m:t>x</m:t>
-                </m:r>
-              </m:e>
-            </m:d>
+            <m:r>
+              <m:rPr>
+                <m:sty m:val="p"/>
+              </m:rPr>
+              <m:t>(</m:t>
+            </m:r>
+            <m:r>
+              <m:t>x</m:t>
+            </m:r>
+            <m:r>
+              <m:rPr>
+                <m:sty m:val="p"/>
+              </m:rPr>
+              <m:t>)</m:t>
+            </m:r>
             <m:r>
               <m:rPr>
                 <m:sty m:val="p"/>
@@ -4248,55 +4370,61 @@
               </m:rPr>
               <m:t>sin</m:t>
             </m:r>
-            <m:d>
-              <m:dPr>
-                <m:begChr m:val="("/>
-                <m:sepChr m:val=""/>
-                <m:endChr m:val=")"/>
-                <m:grow/>
-              </m:dPr>
-              <m:e>
-                <m:r>
-                  <m:t>x</m:t>
-                </m:r>
-              </m:e>
-            </m:d>
+            <m:r>
+              <m:rPr>
+                <m:sty m:val="p"/>
+              </m:rPr>
+              <m:t>(</m:t>
+            </m:r>
+            <m:r>
+              <m:t>x</m:t>
+            </m:r>
+            <m:r>
+              <m:rPr>
+                <m:sty m:val="p"/>
+              </m:rPr>
+              <m:t>)</m:t>
+            </m:r>
           </m:num>
           <m:den>
             <m:r>
               <m:t>x</m:t>
             </m:r>
+            <m:r>
+              <m:rPr>
+                <m:sty m:val="p"/>
+              </m:rPr>
+              <m:t>(</m:t>
+            </m:r>
+            <m:r>
+              <m:rPr>
+                <m:sty m:val="p"/>
+              </m:rPr>
+              <m:t>ln</m:t>
+            </m:r>
+            <m:r>
+              <m:rPr>
+                <m:sty m:val="p"/>
+              </m:rPr>
+              <m:t>(</m:t>
+            </m:r>
+            <m:r>
+              <m:t>x</m:t>
+            </m:r>
+            <m:r>
+              <m:rPr>
+                <m:sty m:val="p"/>
+              </m:rPr>
+              <m:t>)</m:t>
+            </m:r>
             <m:sSup>
               <m:e>
-                <m:d>
-                  <m:dPr>
-                    <m:begChr m:val="("/>
-                    <m:sepChr m:val=""/>
-                    <m:endChr m:val=")"/>
-                    <m:grow/>
-                  </m:dPr>
-                  <m:e>
-                    <m:r>
-                      <m:rPr>
-                        <m:sty m:val="p"/>
-                      </m:rPr>
-                      <m:t>ln</m:t>
-                    </m:r>
-                    <m:d>
-                      <m:dPr>
-                        <m:begChr m:val="("/>
-                        <m:sepChr m:val=""/>
-                        <m:endChr m:val=")"/>
-                        <m:grow/>
-                      </m:dPr>
-                      <m:e>
-                        <m:r>
-                          <m:t>x</m:t>
-                        </m:r>
-                      </m:e>
-                    </m:d>
-                  </m:e>
-                </m:d>
+                <m:r>
+                  <m:rPr>
+                    <m:sty m:val="p"/>
+                  </m:rPr>
+                  <m:t>)</m:t>
+                </m:r>
               </m:e>
               <m:sup>
                 <m:r>
@@ -4372,19 +4500,21 @@
                   </m:rPr>
                   <m:t>tan</m:t>
                 </m:r>
-                <m:d>
-                  <m:dPr>
-                    <m:begChr m:val="("/>
-                    <m:sepChr m:val=""/>
-                    <m:endChr m:val=")"/>
-                    <m:grow/>
-                  </m:dPr>
-                  <m:e>
-                    <m:r>
-                      <m:t>x</m:t>
-                    </m:r>
-                  </m:e>
-                </m:d>
+                <m:r>
+                  <m:rPr>
+                    <m:sty m:val="p"/>
+                  </m:rPr>
+                  <m:t>(</m:t>
+                </m:r>
+                <m:r>
+                  <m:t>x</m:t>
+                </m:r>
+                <m:r>
+                  <m:rPr>
+                    <m:sty m:val="p"/>
+                  </m:rPr>
+                  <m:t>)</m:t>
+                </m:r>
                 <m:r>
                   <m:rPr>
                     <m:sty m:val="p"/>
@@ -4405,22 +4535,24 @@
                   </m:rPr>
                   <m:t>sec</m:t>
                 </m:r>
-                <m:d>
-                  <m:dPr>
-                    <m:begChr m:val="("/>
-                    <m:sepChr m:val=""/>
-                    <m:endChr m:val=")"/>
-                    <m:grow/>
-                  </m:dPr>
-                  <m:e>
-                    <m:r>
-                      <m:t>3</m:t>
-                    </m:r>
-                    <m:r>
-                      <m:t>x</m:t>
-                    </m:r>
-                  </m:e>
-                </m:d>
+                <m:r>
+                  <m:rPr>
+                    <m:sty m:val="p"/>
+                  </m:rPr>
+                  <m:t>(</m:t>
+                </m:r>
+                <m:r>
+                  <m:t>3</m:t>
+                </m:r>
+                <m:r>
+                  <m:t>x</m:t>
+                </m:r>
+                <m:r>
+                  <m:rPr>
+                    <m:sty m:val="p"/>
+                  </m:rPr>
+                  <m:t>)</m:t>
+                </m:r>
               </m:den>
             </m:f>
           </m:e>
@@ -4451,19 +4583,21 @@
                 </m:r>
               </m:sup>
             </m:sSup>
-            <m:d>
-              <m:dPr>
-                <m:begChr m:val="("/>
-                <m:sepChr m:val=""/>
-                <m:endChr m:val=")"/>
-                <m:grow/>
-              </m:dPr>
-              <m:e>
-                <m:r>
-                  <m:t>x</m:t>
-                </m:r>
-              </m:e>
-            </m:d>
+            <m:r>
+              <m:rPr>
+                <m:sty m:val="p"/>
+              </m:rPr>
+              <m:t>(</m:t>
+            </m:r>
+            <m:r>
+              <m:t>x</m:t>
+            </m:r>
+            <m:r>
+              <m:rPr>
+                <m:sty m:val="p"/>
+              </m:rPr>
+              <m:t>)</m:t>
+            </m:r>
             <m:r>
               <m:rPr>
                 <m:sty m:val="p"/>
@@ -4479,82 +4613,90 @@
               </m:rPr>
               <m:t>−</m:t>
             </m:r>
-            <m:d>
-              <m:dPr>
-                <m:begChr m:val="("/>
-                <m:sepChr m:val=""/>
-                <m:endChr m:val=")"/>
-                <m:grow/>
-              </m:dPr>
-              <m:e>
-                <m:r>
-                  <m:t>3</m:t>
-                </m:r>
-                <m:r>
-                  <m:rPr>
-                    <m:sty m:val="p"/>
-                  </m:rPr>
-                  <m:t>tan</m:t>
-                </m:r>
-                <m:d>
-                  <m:dPr>
-                    <m:begChr m:val="("/>
-                    <m:sepChr m:val=""/>
-                    <m:endChr m:val=")"/>
-                    <m:grow/>
-                  </m:dPr>
-                  <m:e>
-                    <m:r>
-                      <m:t>3</m:t>
-                    </m:r>
-                    <m:r>
-                      <m:t>x</m:t>
-                    </m:r>
-                  </m:e>
-                </m:d>
-              </m:e>
-            </m:d>
-            <m:d>
-              <m:dPr>
-                <m:begChr m:val="("/>
-                <m:sepChr m:val=""/>
-                <m:endChr m:val=")"/>
-                <m:grow/>
-              </m:dPr>
-              <m:e>
-                <m:r>
-                  <m:t>5</m:t>
-                </m:r>
-                <m:r>
-                  <m:t>x</m:t>
-                </m:r>
-                <m:r>
-                  <m:rPr>
-                    <m:sty m:val="p"/>
-                  </m:rPr>
-                  <m:t>+</m:t>
-                </m:r>
-                <m:r>
-                  <m:rPr>
-                    <m:sty m:val="p"/>
-                  </m:rPr>
-                  <m:t>tan</m:t>
-                </m:r>
-                <m:d>
-                  <m:dPr>
-                    <m:begChr m:val="("/>
-                    <m:sepChr m:val=""/>
-                    <m:endChr m:val=")"/>
-                    <m:grow/>
-                  </m:dPr>
-                  <m:e>
-                    <m:r>
-                      <m:t>x</m:t>
-                    </m:r>
-                  </m:e>
-                </m:d>
-              </m:e>
-            </m:d>
+            <m:r>
+              <m:rPr>
+                <m:sty m:val="p"/>
+              </m:rPr>
+              <m:t>(</m:t>
+            </m:r>
+            <m:r>
+              <m:t>3</m:t>
+            </m:r>
+            <m:r>
+              <m:rPr>
+                <m:sty m:val="p"/>
+              </m:rPr>
+              <m:t>tan</m:t>
+            </m:r>
+            <m:r>
+              <m:rPr>
+                <m:sty m:val="p"/>
+              </m:rPr>
+              <m:t>(</m:t>
+            </m:r>
+            <m:r>
+              <m:t>3</m:t>
+            </m:r>
+            <m:r>
+              <m:t>x</m:t>
+            </m:r>
+            <m:r>
+              <m:rPr>
+                <m:sty m:val="p"/>
+              </m:rPr>
+              <m:t>)</m:t>
+            </m:r>
+            <m:r>
+              <m:rPr>
+                <m:sty m:val="p"/>
+              </m:rPr>
+              <m:t>)</m:t>
+            </m:r>
+            <m:r>
+              <m:rPr>
+                <m:sty m:val="p"/>
+              </m:rPr>
+              <m:t>(</m:t>
+            </m:r>
+            <m:r>
+              <m:t>5</m:t>
+            </m:r>
+            <m:r>
+              <m:t>x</m:t>
+            </m:r>
+            <m:r>
+              <m:rPr>
+                <m:sty m:val="p"/>
+              </m:rPr>
+              <m:t>+</m:t>
+            </m:r>
+            <m:r>
+              <m:rPr>
+                <m:sty m:val="p"/>
+              </m:rPr>
+              <m:t>tan</m:t>
+            </m:r>
+            <m:r>
+              <m:rPr>
+                <m:sty m:val="p"/>
+              </m:rPr>
+              <m:t>(</m:t>
+            </m:r>
+            <m:r>
+              <m:t>x</m:t>
+            </m:r>
+            <m:r>
+              <m:rPr>
+                <m:sty m:val="p"/>
+              </m:rPr>
+              <m:t>)</m:t>
+            </m:r>
+            <m:r>
+              <m:rPr>
+                <m:sty m:val="p"/>
+              </m:rPr>
+              <m:t>)</m:t>
+            </m:r>
           </m:num>
           <m:den>
             <m:r>
@@ -4563,22 +4705,24 @@
               </m:rPr>
               <m:t>sec</m:t>
             </m:r>
-            <m:d>
-              <m:dPr>
-                <m:begChr m:val="("/>
-                <m:sepChr m:val=""/>
-                <m:endChr m:val=")"/>
-                <m:grow/>
-              </m:dPr>
-              <m:e>
-                <m:r>
-                  <m:t>3</m:t>
-                </m:r>
-                <m:r>
-                  <m:t>x</m:t>
-                </m:r>
-              </m:e>
-            </m:d>
+            <m:r>
+              <m:rPr>
+                <m:sty m:val="p"/>
+              </m:rPr>
+              <m:t>(</m:t>
+            </m:r>
+            <m:r>
+              <m:t>3</m:t>
+            </m:r>
+            <m:r>
+              <m:t>x</m:t>
+            </m:r>
+            <m:r>
+              <m:rPr>
+                <m:sty m:val="p"/>
+              </m:rPr>
+              <m:t>)</m:t>
+            </m:r>
           </m:den>
         </m:f>
         <m:r>
@@ -4603,7 +4747,7 @@
         </w:pict>
       </w:r>
     </w:p>
-    <w:bookmarkStart w:id="22" w:name="version-history-and-licensing"/>
+    <w:bookmarkStart w:id="11" w:name="version-history-and-licensing"/>
     <w:p>
       <w:pPr>
         <w:pStyle w:val="Heading2"/>
@@ -4624,7 +4768,7 @@
       <w:pPr>
         <w:pStyle w:val="BodyText"/>
       </w:pPr>
-      <w:hyperlink r:id="rId21">
+      <w:hyperlink r:id="rId10">
         <w:r>
           <w:rPr>
             <w:rStyle w:val="Hyperlink"/>
@@ -4633,7 +4777,7 @@
         </w:r>
       </w:hyperlink>
     </w:p>
-    <w:bookmarkEnd w:id="22"/>
+    <w:bookmarkEnd w:id="11"/>
     <w:sectPr>
       <w:pgSz w:h="15840" w:w="12240"/>
       <w:pgMar w:bottom="1440" w:footer="720" w:gutter="0" w:header="720" w:left="1440" w:right="1440" w:top="1440"/>
